--- a/resources/a-level-business-ratio-analysis-gyms/A-Level-Business-Ratio-Analysis-Gyms-Student.docx
+++ b/resources/a-level-business-ratio-analysis-gyms/A-Level-Business-Ratio-Analysis-Gyms-Student.docx
@@ -48,13 +48,13 @@
         <w:tc>
           <w:tcPr>
             <w:tcW w:type="dxa" w:w="5076"/>
-            <w:shd w:fill="142D40"/>
             <w:tcBorders>
               <w:top w:val="single" w:sz="4" w:color="D9D9D9"/>
               <w:bottom w:val="single" w:sz="4" w:color="D9D9D9"/>
               <w:left w:val="single" w:sz="4" w:color="D9D9D9"/>
               <w:right w:val="single" w:sz="4" w:color="D9D9D9"/>
             </w:tcBorders>
+            <w:shd w:fill="142D40"/>
             <w:tcMar>
               <w:top w:w="85" w:type="dxa"/>
               <w:bottom w:w="85" w:type="dxa"/>
@@ -78,13 +78,13 @@
         <w:tc>
           <w:tcPr>
             <w:tcW w:type="dxa" w:w="2538"/>
-            <w:shd w:fill="142D40"/>
             <w:tcBorders>
               <w:top w:val="single" w:sz="4" w:color="D9D9D9"/>
               <w:bottom w:val="single" w:sz="4" w:color="D9D9D9"/>
               <w:left w:val="single" w:sz="4" w:color="D9D9D9"/>
               <w:right w:val="single" w:sz="4" w:color="D9D9D9"/>
             </w:tcBorders>
+            <w:shd w:fill="142D40"/>
             <w:tcMar>
               <w:top w:w="85" w:type="dxa"/>
               <w:bottom w:w="85" w:type="dxa"/>
@@ -109,13 +109,13 @@
         <w:tc>
           <w:tcPr>
             <w:tcW w:type="dxa" w:w="2538"/>
-            <w:shd w:fill="142D40"/>
             <w:tcBorders>
               <w:top w:val="single" w:sz="4" w:color="D9D9D9"/>
               <w:bottom w:val="single" w:sz="4" w:color="D9D9D9"/>
               <w:left w:val="single" w:sz="4" w:color="D9D9D9"/>
               <w:right w:val="single" w:sz="4" w:color="D9D9D9"/>
             </w:tcBorders>
+            <w:shd w:fill="142D40"/>
             <w:tcMar>
               <w:top w:w="85" w:type="dxa"/>
               <w:bottom w:w="85" w:type="dxa"/>
@@ -142,13 +142,13 @@
         <w:tc>
           <w:tcPr>
             <w:tcW w:type="dxa" w:w="5076"/>
-            <w:shd w:fill="FFFFFF"/>
             <w:tcBorders>
               <w:top w:val="single" w:sz="4" w:color="D9D9D9"/>
               <w:bottom w:val="single" w:sz="4" w:color="D9D9D9"/>
               <w:left w:val="single" w:sz="4" w:color="D9D9D9"/>
               <w:right w:val="single" w:sz="4" w:color="D9D9D9"/>
             </w:tcBorders>
+            <w:shd w:fill="FFFFFF"/>
             <w:tcMar>
               <w:top w:w="85" w:type="dxa"/>
               <w:bottom w:w="85" w:type="dxa"/>
@@ -173,13 +173,13 @@
         <w:tc>
           <w:tcPr>
             <w:tcW w:type="dxa" w:w="2538"/>
-            <w:shd w:fill="FFFFFF"/>
             <w:tcBorders>
               <w:top w:val="single" w:sz="4" w:color="D9D9D9"/>
               <w:bottom w:val="single" w:sz="4" w:color="D9D9D9"/>
               <w:left w:val="single" w:sz="4" w:color="D9D9D9"/>
               <w:right w:val="single" w:sz="4" w:color="D9D9D9"/>
             </w:tcBorders>
+            <w:shd w:fill="FFFFFF"/>
             <w:tcMar>
               <w:top w:w="85" w:type="dxa"/>
               <w:bottom w:w="85" w:type="dxa"/>
@@ -204,13 +204,13 @@
         <w:tc>
           <w:tcPr>
             <w:tcW w:type="dxa" w:w="2538"/>
-            <w:shd w:fill="FFFFFF"/>
             <w:tcBorders>
               <w:top w:val="single" w:sz="4" w:color="D9D9D9"/>
               <w:bottom w:val="single" w:sz="4" w:color="D9D9D9"/>
               <w:left w:val="single" w:sz="4" w:color="D9D9D9"/>
               <w:right w:val="single" w:sz="4" w:color="D9D9D9"/>
             </w:tcBorders>
+            <w:shd w:fill="FFFFFF"/>
             <w:tcMar>
               <w:top w:w="85" w:type="dxa"/>
               <w:bottom w:w="85" w:type="dxa"/>
@@ -237,13 +237,13 @@
         <w:tc>
           <w:tcPr>
             <w:tcW w:type="dxa" w:w="5076"/>
-            <w:shd w:fill="F1F5F7"/>
             <w:tcBorders>
               <w:top w:val="single" w:sz="4" w:color="D9D9D9"/>
               <w:bottom w:val="single" w:sz="4" w:color="D9D9D9"/>
               <w:left w:val="single" w:sz="4" w:color="D9D9D9"/>
               <w:right w:val="single" w:sz="4" w:color="D9D9D9"/>
             </w:tcBorders>
+            <w:shd w:fill="F1F5F7"/>
             <w:tcMar>
               <w:top w:w="85" w:type="dxa"/>
               <w:bottom w:w="85" w:type="dxa"/>
@@ -268,13 +268,13 @@
         <w:tc>
           <w:tcPr>
             <w:tcW w:type="dxa" w:w="2538"/>
-            <w:shd w:fill="F1F5F7"/>
             <w:tcBorders>
               <w:top w:val="single" w:sz="4" w:color="D9D9D9"/>
               <w:bottom w:val="single" w:sz="4" w:color="D9D9D9"/>
               <w:left w:val="single" w:sz="4" w:color="D9D9D9"/>
               <w:right w:val="single" w:sz="4" w:color="D9D9D9"/>
             </w:tcBorders>
+            <w:shd w:fill="F1F5F7"/>
             <w:tcMar>
               <w:top w:w="85" w:type="dxa"/>
               <w:bottom w:w="85" w:type="dxa"/>
@@ -299,13 +299,13 @@
         <w:tc>
           <w:tcPr>
             <w:tcW w:type="dxa" w:w="2538"/>
-            <w:shd w:fill="F1F5F7"/>
             <w:tcBorders>
               <w:top w:val="single" w:sz="4" w:color="D9D9D9"/>
               <w:bottom w:val="single" w:sz="4" w:color="D9D9D9"/>
               <w:left w:val="single" w:sz="4" w:color="D9D9D9"/>
               <w:right w:val="single" w:sz="4" w:color="D9D9D9"/>
             </w:tcBorders>
+            <w:shd w:fill="F1F5F7"/>
             <w:tcMar>
               <w:top w:w="85" w:type="dxa"/>
               <w:bottom w:w="85" w:type="dxa"/>
@@ -332,13 +332,13 @@
         <w:tc>
           <w:tcPr>
             <w:tcW w:type="dxa" w:w="5076"/>
-            <w:shd w:fill="FFFFFF"/>
             <w:tcBorders>
               <w:top w:val="single" w:sz="4" w:color="D9D9D9"/>
               <w:bottom w:val="single" w:sz="4" w:color="D9D9D9"/>
               <w:left w:val="single" w:sz="4" w:color="D9D9D9"/>
               <w:right w:val="single" w:sz="4" w:color="D9D9D9"/>
             </w:tcBorders>
+            <w:shd w:fill="FFFFFF"/>
             <w:tcMar>
               <w:top w:w="85" w:type="dxa"/>
               <w:bottom w:w="85" w:type="dxa"/>
@@ -363,13 +363,13 @@
         <w:tc>
           <w:tcPr>
             <w:tcW w:type="dxa" w:w="2538"/>
-            <w:shd w:fill="FFFFFF"/>
             <w:tcBorders>
               <w:top w:val="single" w:sz="4" w:color="D9D9D9"/>
               <w:bottom w:val="single" w:sz="4" w:color="D9D9D9"/>
               <w:left w:val="single" w:sz="4" w:color="D9D9D9"/>
               <w:right w:val="single" w:sz="4" w:color="D9D9D9"/>
             </w:tcBorders>
+            <w:shd w:fill="FFFFFF"/>
             <w:tcMar>
               <w:top w:w="85" w:type="dxa"/>
               <w:bottom w:w="85" w:type="dxa"/>
@@ -394,13 +394,13 @@
         <w:tc>
           <w:tcPr>
             <w:tcW w:type="dxa" w:w="2538"/>
-            <w:shd w:fill="FFFFFF"/>
             <w:tcBorders>
               <w:top w:val="single" w:sz="4" w:color="D9D9D9"/>
               <w:bottom w:val="single" w:sz="4" w:color="D9D9D9"/>
               <w:left w:val="single" w:sz="4" w:color="D9D9D9"/>
               <w:right w:val="single" w:sz="4" w:color="D9D9D9"/>
             </w:tcBorders>
+            <w:shd w:fill="FFFFFF"/>
             <w:tcMar>
               <w:top w:w="85" w:type="dxa"/>
               <w:bottom w:w="85" w:type="dxa"/>
@@ -461,13 +461,13 @@
         <w:tc>
           <w:tcPr>
             <w:tcW w:type="dxa" w:w="6903"/>
-            <w:shd w:fill="142D40"/>
             <w:tcBorders>
               <w:top w:val="single" w:sz="4" w:color="D9D9D9"/>
               <w:bottom w:val="single" w:sz="4" w:color="D9D9D9"/>
               <w:left w:val="single" w:sz="4" w:color="D9D9D9"/>
               <w:right w:val="single" w:sz="4" w:color="D9D9D9"/>
             </w:tcBorders>
+            <w:shd w:fill="142D40"/>
             <w:tcMar>
               <w:top w:w="85" w:type="dxa"/>
               <w:bottom w:w="85" w:type="dxa"/>
@@ -492,13 +492,13 @@
         <w:tc>
           <w:tcPr>
             <w:tcW w:type="dxa" w:w="3249"/>
-            <w:shd w:fill="142D40"/>
             <w:tcBorders>
               <w:top w:val="single" w:sz="4" w:color="D9D9D9"/>
               <w:bottom w:val="single" w:sz="4" w:color="D9D9D9"/>
               <w:left w:val="single" w:sz="4" w:color="D9D9D9"/>
               <w:right w:val="single" w:sz="4" w:color="D9D9D9"/>
             </w:tcBorders>
+            <w:shd w:fill="142D40"/>
             <w:tcMar>
               <w:top w:w="85" w:type="dxa"/>
               <w:bottom w:w="85" w:type="dxa"/>
@@ -525,13 +525,13 @@
         <w:tc>
           <w:tcPr>
             <w:tcW w:type="dxa" w:w="6903"/>
-            <w:shd w:fill="FFFFFF"/>
             <w:tcBorders>
               <w:top w:val="single" w:sz="4" w:color="D9D9D9"/>
               <w:bottom w:val="single" w:sz="4" w:color="D9D9D9"/>
               <w:left w:val="single" w:sz="4" w:color="D9D9D9"/>
               <w:right w:val="single" w:sz="4" w:color="D9D9D9"/>
             </w:tcBorders>
+            <w:shd w:fill="FFFFFF"/>
             <w:tcMar>
               <w:top w:w="85" w:type="dxa"/>
               <w:bottom w:w="85" w:type="dxa"/>
@@ -556,13 +556,13 @@
         <w:tc>
           <w:tcPr>
             <w:tcW w:type="dxa" w:w="3249"/>
-            <w:shd w:fill="FFFFFF"/>
             <w:tcBorders>
               <w:top w:val="single" w:sz="4" w:color="D9D9D9"/>
               <w:bottom w:val="single" w:sz="4" w:color="D9D9D9"/>
               <w:left w:val="single" w:sz="4" w:color="D9D9D9"/>
               <w:right w:val="single" w:sz="4" w:color="D9D9D9"/>
             </w:tcBorders>
+            <w:shd w:fill="FFFFFF"/>
             <w:tcMar>
               <w:top w:w="85" w:type="dxa"/>
               <w:bottom w:w="85" w:type="dxa"/>
@@ -588,13 +588,13 @@
         <w:tc>
           <w:tcPr>
             <w:tcW w:type="dxa" w:w="6903"/>
-            <w:shd w:fill="F1F5F7"/>
             <w:tcBorders>
               <w:top w:val="single" w:sz="4" w:color="D9D9D9"/>
               <w:bottom w:val="single" w:sz="4" w:color="D9D9D9"/>
               <w:left w:val="single" w:sz="4" w:color="D9D9D9"/>
               <w:right w:val="single" w:sz="4" w:color="D9D9D9"/>
             </w:tcBorders>
+            <w:shd w:fill="F1F5F7"/>
             <w:tcMar>
               <w:top w:w="85" w:type="dxa"/>
               <w:bottom w:w="85" w:type="dxa"/>
@@ -619,13 +619,13 @@
         <w:tc>
           <w:tcPr>
             <w:tcW w:type="dxa" w:w="3249"/>
-            <w:shd w:fill="F1F5F7"/>
             <w:tcBorders>
               <w:top w:val="single" w:sz="4" w:color="D9D9D9"/>
               <w:bottom w:val="single" w:sz="4" w:color="D9D9D9"/>
               <w:left w:val="single" w:sz="4" w:color="D9D9D9"/>
               <w:right w:val="single" w:sz="4" w:color="D9D9D9"/>
             </w:tcBorders>
+            <w:shd w:fill="F1F5F7"/>
             <w:tcMar>
               <w:top w:w="85" w:type="dxa"/>
               <w:bottom w:w="85" w:type="dxa"/>
@@ -651,13 +651,13 @@
         <w:tc>
           <w:tcPr>
             <w:tcW w:type="dxa" w:w="6903"/>
-            <w:shd w:fill="FFFFFF"/>
             <w:tcBorders>
               <w:top w:val="single" w:sz="4" w:color="D9D9D9"/>
               <w:bottom w:val="single" w:sz="4" w:color="D9D9D9"/>
               <w:left w:val="single" w:sz="4" w:color="D9D9D9"/>
               <w:right w:val="single" w:sz="4" w:color="D9D9D9"/>
             </w:tcBorders>
+            <w:shd w:fill="FFFFFF"/>
             <w:tcMar>
               <w:top w:w="85" w:type="dxa"/>
               <w:bottom w:w="85" w:type="dxa"/>
@@ -682,13 +682,13 @@
         <w:tc>
           <w:tcPr>
             <w:tcW w:type="dxa" w:w="3249"/>
-            <w:shd w:fill="FFFFFF"/>
             <w:tcBorders>
               <w:top w:val="single" w:sz="4" w:color="D9D9D9"/>
               <w:bottom w:val="single" w:sz="4" w:color="D9D9D9"/>
               <w:left w:val="single" w:sz="4" w:color="D9D9D9"/>
               <w:right w:val="single" w:sz="4" w:color="D9D9D9"/>
             </w:tcBorders>
+            <w:shd w:fill="FFFFFF"/>
             <w:tcMar>
               <w:top w:w="85" w:type="dxa"/>
               <w:bottom w:w="85" w:type="dxa"/>
@@ -749,13 +749,13 @@
         <w:tc>
           <w:tcPr>
             <w:tcW w:type="dxa" w:w="5076"/>
-            <w:shd w:fill="142D40"/>
             <w:tcBorders>
               <w:top w:val="single" w:sz="4" w:color="D9D9D9"/>
               <w:bottom w:val="single" w:sz="4" w:color="D9D9D9"/>
               <w:left w:val="single" w:sz="4" w:color="D9D9D9"/>
               <w:right w:val="single" w:sz="4" w:color="D9D9D9"/>
             </w:tcBorders>
+            <w:shd w:fill="142D40"/>
             <w:tcMar>
               <w:top w:w="85" w:type="dxa"/>
               <w:bottom w:w="85" w:type="dxa"/>
@@ -779,13 +779,13 @@
         <w:tc>
           <w:tcPr>
             <w:tcW w:type="dxa" w:w="2538"/>
-            <w:shd w:fill="142D40"/>
             <w:tcBorders>
               <w:top w:val="single" w:sz="4" w:color="D9D9D9"/>
               <w:bottom w:val="single" w:sz="4" w:color="D9D9D9"/>
               <w:left w:val="single" w:sz="4" w:color="D9D9D9"/>
               <w:right w:val="single" w:sz="4" w:color="D9D9D9"/>
             </w:tcBorders>
+            <w:shd w:fill="142D40"/>
             <w:tcMar>
               <w:top w:w="85" w:type="dxa"/>
               <w:bottom w:w="85" w:type="dxa"/>
@@ -810,13 +810,13 @@
         <w:tc>
           <w:tcPr>
             <w:tcW w:type="dxa" w:w="2538"/>
-            <w:shd w:fill="142D40"/>
             <w:tcBorders>
               <w:top w:val="single" w:sz="4" w:color="D9D9D9"/>
               <w:bottom w:val="single" w:sz="4" w:color="D9D9D9"/>
               <w:left w:val="single" w:sz="4" w:color="D9D9D9"/>
               <w:right w:val="single" w:sz="4" w:color="D9D9D9"/>
             </w:tcBorders>
+            <w:shd w:fill="142D40"/>
             <w:tcMar>
               <w:top w:w="85" w:type="dxa"/>
               <w:bottom w:w="85" w:type="dxa"/>
@@ -843,13 +843,13 @@
         <w:tc>
           <w:tcPr>
             <w:tcW w:type="dxa" w:w="5076"/>
-            <w:shd w:fill="FFFFFF"/>
             <w:tcBorders>
               <w:top w:val="single" w:sz="4" w:color="D9D9D9"/>
               <w:bottom w:val="single" w:sz="4" w:color="D9D9D9"/>
               <w:left w:val="single" w:sz="4" w:color="D9D9D9"/>
               <w:right w:val="single" w:sz="4" w:color="D9D9D9"/>
             </w:tcBorders>
+            <w:shd w:fill="FFFFFF"/>
             <w:tcMar>
               <w:top w:w="85" w:type="dxa"/>
               <w:bottom w:w="85" w:type="dxa"/>
@@ -874,13 +874,13 @@
         <w:tc>
           <w:tcPr>
             <w:tcW w:type="dxa" w:w="2538"/>
-            <w:shd w:fill="FFFFFF"/>
             <w:tcBorders>
               <w:top w:val="single" w:sz="4" w:color="D9D9D9"/>
               <w:bottom w:val="single" w:sz="4" w:color="D9D9D9"/>
               <w:left w:val="single" w:sz="4" w:color="D9D9D9"/>
               <w:right w:val="single" w:sz="4" w:color="D9D9D9"/>
             </w:tcBorders>
+            <w:shd w:fill="FFFFFF"/>
             <w:tcMar>
               <w:top w:w="85" w:type="dxa"/>
               <w:bottom w:w="85" w:type="dxa"/>
@@ -904,13 +904,13 @@
         <w:tc>
           <w:tcPr>
             <w:tcW w:type="dxa" w:w="2538"/>
-            <w:shd w:fill="FFFFFF"/>
             <w:tcBorders>
               <w:top w:val="single" w:sz="4" w:color="D9D9D9"/>
               <w:bottom w:val="single" w:sz="4" w:color="D9D9D9"/>
               <w:left w:val="single" w:sz="4" w:color="D9D9D9"/>
               <w:right w:val="single" w:sz="4" w:color="D9D9D9"/>
             </w:tcBorders>
+            <w:shd w:fill="FFFFFF"/>
             <w:tcMar>
               <w:top w:w="85" w:type="dxa"/>
               <w:bottom w:w="85" w:type="dxa"/>
@@ -936,13 +936,13 @@
         <w:tc>
           <w:tcPr>
             <w:tcW w:type="dxa" w:w="5076"/>
-            <w:shd w:fill="F1F5F7"/>
             <w:tcBorders>
               <w:top w:val="single" w:sz="4" w:color="D9D9D9"/>
               <w:bottom w:val="single" w:sz="4" w:color="D9D9D9"/>
               <w:left w:val="single" w:sz="4" w:color="D9D9D9"/>
               <w:right w:val="single" w:sz="4" w:color="D9D9D9"/>
             </w:tcBorders>
+            <w:shd w:fill="F1F5F7"/>
             <w:tcMar>
               <w:top w:w="85" w:type="dxa"/>
               <w:bottom w:w="85" w:type="dxa"/>
@@ -967,13 +967,13 @@
         <w:tc>
           <w:tcPr>
             <w:tcW w:type="dxa" w:w="2538"/>
-            <w:shd w:fill="F1F5F7"/>
             <w:tcBorders>
               <w:top w:val="single" w:sz="4" w:color="D9D9D9"/>
               <w:bottom w:val="single" w:sz="4" w:color="D9D9D9"/>
               <w:left w:val="single" w:sz="4" w:color="D9D9D9"/>
               <w:right w:val="single" w:sz="4" w:color="D9D9D9"/>
             </w:tcBorders>
+            <w:shd w:fill="F1F5F7"/>
             <w:tcMar>
               <w:top w:w="85" w:type="dxa"/>
               <w:bottom w:w="85" w:type="dxa"/>
@@ -997,13 +997,13 @@
         <w:tc>
           <w:tcPr>
             <w:tcW w:type="dxa" w:w="2538"/>
-            <w:shd w:fill="F1F5F7"/>
             <w:tcBorders>
               <w:top w:val="single" w:sz="4" w:color="D9D9D9"/>
               <w:bottom w:val="single" w:sz="4" w:color="D9D9D9"/>
               <w:left w:val="single" w:sz="4" w:color="D9D9D9"/>
               <w:right w:val="single" w:sz="4" w:color="D9D9D9"/>
             </w:tcBorders>
+            <w:shd w:fill="F1F5F7"/>
             <w:tcMar>
               <w:top w:w="85" w:type="dxa"/>
               <w:bottom w:w="85" w:type="dxa"/>
@@ -1029,13 +1029,13 @@
         <w:tc>
           <w:tcPr>
             <w:tcW w:type="dxa" w:w="5076"/>
-            <w:shd w:fill="FFFFFF"/>
             <w:tcBorders>
               <w:top w:val="single" w:sz="4" w:color="D9D9D9"/>
               <w:bottom w:val="single" w:sz="4" w:color="D9D9D9"/>
               <w:left w:val="single" w:sz="4" w:color="D9D9D9"/>
               <w:right w:val="single" w:sz="4" w:color="D9D9D9"/>
             </w:tcBorders>
+            <w:shd w:fill="FFFFFF"/>
             <w:tcMar>
               <w:top w:w="85" w:type="dxa"/>
               <w:bottom w:w="85" w:type="dxa"/>
@@ -1060,13 +1060,13 @@
         <w:tc>
           <w:tcPr>
             <w:tcW w:type="dxa" w:w="2538"/>
-            <w:shd w:fill="FFFFFF"/>
             <w:tcBorders>
               <w:top w:val="single" w:sz="4" w:color="D9D9D9"/>
               <w:bottom w:val="single" w:sz="4" w:color="D9D9D9"/>
               <w:left w:val="single" w:sz="4" w:color="D9D9D9"/>
               <w:right w:val="single" w:sz="4" w:color="D9D9D9"/>
             </w:tcBorders>
+            <w:shd w:fill="FFFFFF"/>
             <w:tcMar>
               <w:top w:w="85" w:type="dxa"/>
               <w:bottom w:w="85" w:type="dxa"/>
@@ -1090,13 +1090,13 @@
         <w:tc>
           <w:tcPr>
             <w:tcW w:type="dxa" w:w="2538"/>
-            <w:shd w:fill="FFFFFF"/>
             <w:tcBorders>
               <w:top w:val="single" w:sz="4" w:color="D9D9D9"/>
               <w:bottom w:val="single" w:sz="4" w:color="D9D9D9"/>
               <w:left w:val="single" w:sz="4" w:color="D9D9D9"/>
               <w:right w:val="single" w:sz="4" w:color="D9D9D9"/>
             </w:tcBorders>
+            <w:shd w:fill="FFFFFF"/>
             <w:tcMar>
               <w:top w:w="85" w:type="dxa"/>
               <w:bottom w:w="85" w:type="dxa"/>
@@ -1340,13 +1340,13 @@
         <w:tc>
           <w:tcPr>
             <w:tcW w:type="dxa" w:w="4670"/>
-            <w:shd w:fill="142D40"/>
             <w:tcBorders>
               <w:top w:val="single" w:sz="4" w:color="D9D9D9"/>
               <w:bottom w:val="single" w:sz="4" w:color="D9D9D9"/>
               <w:left w:val="single" w:sz="4" w:color="D9D9D9"/>
               <w:right w:val="single" w:sz="4" w:color="D9D9D9"/>
             </w:tcBorders>
+            <w:shd w:fill="142D40"/>
             <w:tcMar>
               <w:top w:w="85" w:type="dxa"/>
               <w:bottom w:w="85" w:type="dxa"/>
@@ -1371,13 +1371,13 @@
         <w:tc>
           <w:tcPr>
             <w:tcW w:type="dxa" w:w="2741"/>
-            <w:shd w:fill="142D40"/>
             <w:tcBorders>
               <w:top w:val="single" w:sz="4" w:color="D9D9D9"/>
               <w:bottom w:val="single" w:sz="4" w:color="D9D9D9"/>
               <w:left w:val="single" w:sz="4" w:color="D9D9D9"/>
               <w:right w:val="single" w:sz="4" w:color="D9D9D9"/>
             </w:tcBorders>
+            <w:shd w:fill="142D40"/>
             <w:tcMar>
               <w:top w:w="85" w:type="dxa"/>
               <w:bottom w:w="85" w:type="dxa"/>
@@ -1402,13 +1402,13 @@
         <w:tc>
           <w:tcPr>
             <w:tcW w:type="dxa" w:w="2741"/>
-            <w:shd w:fill="142D40"/>
             <w:tcBorders>
               <w:top w:val="single" w:sz="4" w:color="D9D9D9"/>
               <w:bottom w:val="single" w:sz="4" w:color="D9D9D9"/>
               <w:left w:val="single" w:sz="4" w:color="D9D9D9"/>
               <w:right w:val="single" w:sz="4" w:color="D9D9D9"/>
             </w:tcBorders>
+            <w:shd w:fill="142D40"/>
             <w:tcMar>
               <w:top w:w="85" w:type="dxa"/>
               <w:bottom w:w="85" w:type="dxa"/>
@@ -1435,13 +1435,13 @@
         <w:tc>
           <w:tcPr>
             <w:tcW w:type="dxa" w:w="4670"/>
-            <w:shd w:fill="FFFFFF"/>
             <w:tcBorders>
               <w:top w:val="single" w:sz="4" w:color="D9D9D9"/>
               <w:bottom w:val="single" w:sz="4" w:color="D9D9D9"/>
               <w:left w:val="single" w:sz="4" w:color="D9D9D9"/>
               <w:right w:val="single" w:sz="4" w:color="D9D9D9"/>
             </w:tcBorders>
+            <w:shd w:fill="FFFFFF"/>
             <w:tcMar>
               <w:top w:w="85" w:type="dxa"/>
               <w:bottom w:w="85" w:type="dxa"/>
@@ -1466,13 +1466,13 @@
         <w:tc>
           <w:tcPr>
             <w:tcW w:type="dxa" w:w="2741"/>
-            <w:shd w:fill="FFFFFF"/>
             <w:tcBorders>
               <w:top w:val="single" w:sz="4" w:color="D9D9D9"/>
               <w:bottom w:val="single" w:sz="4" w:color="D9D9D9"/>
               <w:left w:val="single" w:sz="4" w:color="D9D9D9"/>
               <w:right w:val="single" w:sz="4" w:color="D9D9D9"/>
             </w:tcBorders>
+            <w:shd w:fill="FFFFFF"/>
             <w:tcMar>
               <w:top w:w="85" w:type="dxa"/>
               <w:bottom w:w="85" w:type="dxa"/>
@@ -1496,13 +1496,13 @@
         <w:tc>
           <w:tcPr>
             <w:tcW w:type="dxa" w:w="2741"/>
-            <w:shd w:fill="FFFFFF"/>
             <w:tcBorders>
               <w:top w:val="single" w:sz="4" w:color="D9D9D9"/>
               <w:bottom w:val="single" w:sz="4" w:color="D9D9D9"/>
               <w:left w:val="single" w:sz="4" w:color="D9D9D9"/>
               <w:right w:val="single" w:sz="4" w:color="D9D9D9"/>
             </w:tcBorders>
+            <w:shd w:fill="FFFFFF"/>
             <w:tcMar>
               <w:top w:w="85" w:type="dxa"/>
               <w:bottom w:w="85" w:type="dxa"/>
@@ -1528,13 +1528,13 @@
         <w:tc>
           <w:tcPr>
             <w:tcW w:type="dxa" w:w="4670"/>
-            <w:shd w:fill="F1F5F7"/>
             <w:tcBorders>
               <w:top w:val="single" w:sz="4" w:color="D9D9D9"/>
               <w:bottom w:val="single" w:sz="4" w:color="D9D9D9"/>
               <w:left w:val="single" w:sz="4" w:color="D9D9D9"/>
               <w:right w:val="single" w:sz="4" w:color="D9D9D9"/>
             </w:tcBorders>
+            <w:shd w:fill="F1F5F7"/>
             <w:tcMar>
               <w:top w:w="85" w:type="dxa"/>
               <w:bottom w:w="85" w:type="dxa"/>
@@ -1559,13 +1559,13 @@
         <w:tc>
           <w:tcPr>
             <w:tcW w:type="dxa" w:w="2741"/>
-            <w:shd w:fill="F1F5F7"/>
             <w:tcBorders>
               <w:top w:val="single" w:sz="4" w:color="D9D9D9"/>
               <w:bottom w:val="single" w:sz="4" w:color="D9D9D9"/>
               <w:left w:val="single" w:sz="4" w:color="D9D9D9"/>
               <w:right w:val="single" w:sz="4" w:color="D9D9D9"/>
             </w:tcBorders>
+            <w:shd w:fill="F1F5F7"/>
             <w:tcMar>
               <w:top w:w="85" w:type="dxa"/>
               <w:bottom w:w="85" w:type="dxa"/>
@@ -1589,13 +1589,13 @@
         <w:tc>
           <w:tcPr>
             <w:tcW w:type="dxa" w:w="2741"/>
-            <w:shd w:fill="F1F5F7"/>
             <w:tcBorders>
               <w:top w:val="single" w:sz="4" w:color="D9D9D9"/>
               <w:bottom w:val="single" w:sz="4" w:color="D9D9D9"/>
               <w:left w:val="single" w:sz="4" w:color="D9D9D9"/>
               <w:right w:val="single" w:sz="4" w:color="D9D9D9"/>
             </w:tcBorders>
+            <w:shd w:fill="F1F5F7"/>
             <w:tcMar>
               <w:top w:w="85" w:type="dxa"/>
               <w:bottom w:w="85" w:type="dxa"/>
@@ -1621,13 +1621,13 @@
         <w:tc>
           <w:tcPr>
             <w:tcW w:type="dxa" w:w="4670"/>
-            <w:shd w:fill="FFFFFF"/>
             <w:tcBorders>
               <w:top w:val="single" w:sz="4" w:color="D9D9D9"/>
               <w:bottom w:val="single" w:sz="4" w:color="D9D9D9"/>
               <w:left w:val="single" w:sz="4" w:color="D9D9D9"/>
               <w:right w:val="single" w:sz="4" w:color="D9D9D9"/>
             </w:tcBorders>
+            <w:shd w:fill="FFFFFF"/>
             <w:tcMar>
               <w:top w:w="85" w:type="dxa"/>
               <w:bottom w:w="85" w:type="dxa"/>
@@ -1652,13 +1652,13 @@
         <w:tc>
           <w:tcPr>
             <w:tcW w:type="dxa" w:w="2741"/>
-            <w:shd w:fill="FFFFFF"/>
             <w:tcBorders>
               <w:top w:val="single" w:sz="4" w:color="D9D9D9"/>
               <w:bottom w:val="single" w:sz="4" w:color="D9D9D9"/>
               <w:left w:val="single" w:sz="4" w:color="D9D9D9"/>
               <w:right w:val="single" w:sz="4" w:color="D9D9D9"/>
             </w:tcBorders>
+            <w:shd w:fill="FFFFFF"/>
             <w:tcMar>
               <w:top w:w="85" w:type="dxa"/>
               <w:bottom w:w="85" w:type="dxa"/>
@@ -1682,13 +1682,13 @@
         <w:tc>
           <w:tcPr>
             <w:tcW w:type="dxa" w:w="2741"/>
-            <w:shd w:fill="FFFFFF"/>
             <w:tcBorders>
               <w:top w:val="single" w:sz="4" w:color="D9D9D9"/>
               <w:bottom w:val="single" w:sz="4" w:color="D9D9D9"/>
               <w:left w:val="single" w:sz="4" w:color="D9D9D9"/>
               <w:right w:val="single" w:sz="4" w:color="D9D9D9"/>
             </w:tcBorders>
+            <w:shd w:fill="FFFFFF"/>
             <w:tcMar>
               <w:top w:w="85" w:type="dxa"/>
               <w:bottom w:w="85" w:type="dxa"/>
@@ -1714,13 +1714,13 @@
         <w:tc>
           <w:tcPr>
             <w:tcW w:type="dxa" w:w="4670"/>
-            <w:shd w:fill="F1F5F7"/>
             <w:tcBorders>
               <w:top w:val="single" w:sz="4" w:color="D9D9D9"/>
               <w:bottom w:val="single" w:sz="4" w:color="D9D9D9"/>
               <w:left w:val="single" w:sz="4" w:color="D9D9D9"/>
               <w:right w:val="single" w:sz="4" w:color="D9D9D9"/>
             </w:tcBorders>
+            <w:shd w:fill="F1F5F7"/>
             <w:tcMar>
               <w:top w:w="85" w:type="dxa"/>
               <w:bottom w:w="85" w:type="dxa"/>
@@ -1745,13 +1745,13 @@
         <w:tc>
           <w:tcPr>
             <w:tcW w:type="dxa" w:w="2741"/>
-            <w:shd w:fill="F1F5F7"/>
             <w:tcBorders>
               <w:top w:val="single" w:sz="4" w:color="D9D9D9"/>
               <w:bottom w:val="single" w:sz="4" w:color="D9D9D9"/>
               <w:left w:val="single" w:sz="4" w:color="D9D9D9"/>
               <w:right w:val="single" w:sz="4" w:color="D9D9D9"/>
             </w:tcBorders>
+            <w:shd w:fill="F1F5F7"/>
             <w:tcMar>
               <w:top w:w="85" w:type="dxa"/>
               <w:bottom w:w="85" w:type="dxa"/>
@@ -1775,13 +1775,13 @@
         <w:tc>
           <w:tcPr>
             <w:tcW w:type="dxa" w:w="2741"/>
-            <w:shd w:fill="F1F5F7"/>
             <w:tcBorders>
               <w:top w:val="single" w:sz="4" w:color="D9D9D9"/>
               <w:bottom w:val="single" w:sz="4" w:color="D9D9D9"/>
               <w:left w:val="single" w:sz="4" w:color="D9D9D9"/>
               <w:right w:val="single" w:sz="4" w:color="D9D9D9"/>
             </w:tcBorders>
+            <w:shd w:fill="F1F5F7"/>
             <w:tcMar>
               <w:top w:w="85" w:type="dxa"/>
               <w:bottom w:w="85" w:type="dxa"/>
@@ -1807,13 +1807,13 @@
         <w:tc>
           <w:tcPr>
             <w:tcW w:type="dxa" w:w="4670"/>
-            <w:shd w:fill="FFFFFF"/>
             <w:tcBorders>
               <w:top w:val="single" w:sz="4" w:color="D9D9D9"/>
               <w:bottom w:val="single" w:sz="4" w:color="D9D9D9"/>
               <w:left w:val="single" w:sz="4" w:color="D9D9D9"/>
               <w:right w:val="single" w:sz="4" w:color="D9D9D9"/>
             </w:tcBorders>
+            <w:shd w:fill="FFFFFF"/>
             <w:tcMar>
               <w:top w:w="85" w:type="dxa"/>
               <w:bottom w:w="85" w:type="dxa"/>
@@ -1838,13 +1838,13 @@
         <w:tc>
           <w:tcPr>
             <w:tcW w:type="dxa" w:w="2741"/>
-            <w:shd w:fill="FFFFFF"/>
             <w:tcBorders>
               <w:top w:val="single" w:sz="4" w:color="D9D9D9"/>
               <w:bottom w:val="single" w:sz="4" w:color="D9D9D9"/>
               <w:left w:val="single" w:sz="4" w:color="D9D9D9"/>
               <w:right w:val="single" w:sz="4" w:color="D9D9D9"/>
             </w:tcBorders>
+            <w:shd w:fill="FFFFFF"/>
             <w:tcMar>
               <w:top w:w="85" w:type="dxa"/>
               <w:bottom w:w="85" w:type="dxa"/>
@@ -1868,13 +1868,13 @@
         <w:tc>
           <w:tcPr>
             <w:tcW w:type="dxa" w:w="2741"/>
-            <w:shd w:fill="FFFFFF"/>
             <w:tcBorders>
               <w:top w:val="single" w:sz="4" w:color="D9D9D9"/>
               <w:bottom w:val="single" w:sz="4" w:color="D9D9D9"/>
               <w:left w:val="single" w:sz="4" w:color="D9D9D9"/>
               <w:right w:val="single" w:sz="4" w:color="D9D9D9"/>
             </w:tcBorders>
+            <w:shd w:fill="FFFFFF"/>
             <w:tcMar>
               <w:top w:w="85" w:type="dxa"/>
               <w:bottom w:w="85" w:type="dxa"/>

--- a/resources/a-level-business-ratio-analysis-gyms/A-Level-Business-Ratio-Analysis-Gyms-Student.docx
+++ b/resources/a-level-business-ratio-analysis-gyms/A-Level-Business-Ratio-Analysis-Gyms-Student.docx
@@ -50,15 +50,15 @@
             <w:tcW w:type="dxa" w:w="5076"/>
             <w:tcBorders>
               <w:top w:val="single" w:sz="4" w:color="D9D9D9"/>
+              <w:left w:val="single" w:sz="4" w:color="D9D9D9"/>
               <w:bottom w:val="single" w:sz="4" w:color="D9D9D9"/>
-              <w:left w:val="single" w:sz="4" w:color="D9D9D9"/>
               <w:right w:val="single" w:sz="4" w:color="D9D9D9"/>
             </w:tcBorders>
             <w:shd w:fill="142D40"/>
             <w:tcMar>
               <w:top w:w="85" w:type="dxa"/>
+              <w:left w:w="85" w:type="dxa"/>
               <w:bottom w:w="85" w:type="dxa"/>
-              <w:left w:w="85" w:type="dxa"/>
               <w:right w:w="85" w:type="dxa"/>
             </w:tcMar>
           </w:tcPr>
@@ -80,15 +80,15 @@
             <w:tcW w:type="dxa" w:w="2538"/>
             <w:tcBorders>
               <w:top w:val="single" w:sz="4" w:color="D9D9D9"/>
+              <w:left w:val="single" w:sz="4" w:color="D9D9D9"/>
               <w:bottom w:val="single" w:sz="4" w:color="D9D9D9"/>
-              <w:left w:val="single" w:sz="4" w:color="D9D9D9"/>
               <w:right w:val="single" w:sz="4" w:color="D9D9D9"/>
             </w:tcBorders>
             <w:shd w:fill="142D40"/>
             <w:tcMar>
               <w:top w:w="85" w:type="dxa"/>
+              <w:left w:w="85" w:type="dxa"/>
               <w:bottom w:w="85" w:type="dxa"/>
-              <w:left w:w="85" w:type="dxa"/>
               <w:right w:w="85" w:type="dxa"/>
             </w:tcMar>
           </w:tcPr>
@@ -111,15 +111,15 @@
             <w:tcW w:type="dxa" w:w="2538"/>
             <w:tcBorders>
               <w:top w:val="single" w:sz="4" w:color="D9D9D9"/>
+              <w:left w:val="single" w:sz="4" w:color="D9D9D9"/>
               <w:bottom w:val="single" w:sz="4" w:color="D9D9D9"/>
-              <w:left w:val="single" w:sz="4" w:color="D9D9D9"/>
               <w:right w:val="single" w:sz="4" w:color="D9D9D9"/>
             </w:tcBorders>
             <w:shd w:fill="142D40"/>
             <w:tcMar>
               <w:top w:w="85" w:type="dxa"/>
+              <w:left w:w="85" w:type="dxa"/>
               <w:bottom w:w="85" w:type="dxa"/>
-              <w:left w:w="85" w:type="dxa"/>
               <w:right w:w="85" w:type="dxa"/>
             </w:tcMar>
           </w:tcPr>
@@ -144,15 +144,15 @@
             <w:tcW w:type="dxa" w:w="5076"/>
             <w:tcBorders>
               <w:top w:val="single" w:sz="4" w:color="D9D9D9"/>
+              <w:left w:val="single" w:sz="4" w:color="D9D9D9"/>
               <w:bottom w:val="single" w:sz="4" w:color="D9D9D9"/>
-              <w:left w:val="single" w:sz="4" w:color="D9D9D9"/>
               <w:right w:val="single" w:sz="4" w:color="D9D9D9"/>
             </w:tcBorders>
             <w:shd w:fill="FFFFFF"/>
             <w:tcMar>
               <w:top w:w="85" w:type="dxa"/>
+              <w:left w:w="85" w:type="dxa"/>
               <w:bottom w:w="85" w:type="dxa"/>
-              <w:left w:w="85" w:type="dxa"/>
               <w:right w:w="85" w:type="dxa"/>
             </w:tcMar>
           </w:tcPr>
@@ -175,15 +175,15 @@
             <w:tcW w:type="dxa" w:w="2538"/>
             <w:tcBorders>
               <w:top w:val="single" w:sz="4" w:color="D9D9D9"/>
+              <w:left w:val="single" w:sz="4" w:color="D9D9D9"/>
               <w:bottom w:val="single" w:sz="4" w:color="D9D9D9"/>
-              <w:left w:val="single" w:sz="4" w:color="D9D9D9"/>
               <w:right w:val="single" w:sz="4" w:color="D9D9D9"/>
             </w:tcBorders>
             <w:shd w:fill="FFFFFF"/>
             <w:tcMar>
               <w:top w:w="85" w:type="dxa"/>
+              <w:left w:w="85" w:type="dxa"/>
               <w:bottom w:w="85" w:type="dxa"/>
-              <w:left w:w="85" w:type="dxa"/>
               <w:right w:w="85" w:type="dxa"/>
             </w:tcMar>
           </w:tcPr>
@@ -206,15 +206,15 @@
             <w:tcW w:type="dxa" w:w="2538"/>
             <w:tcBorders>
               <w:top w:val="single" w:sz="4" w:color="D9D9D9"/>
+              <w:left w:val="single" w:sz="4" w:color="D9D9D9"/>
               <w:bottom w:val="single" w:sz="4" w:color="D9D9D9"/>
-              <w:left w:val="single" w:sz="4" w:color="D9D9D9"/>
               <w:right w:val="single" w:sz="4" w:color="D9D9D9"/>
             </w:tcBorders>
             <w:shd w:fill="FFFFFF"/>
             <w:tcMar>
               <w:top w:w="85" w:type="dxa"/>
+              <w:left w:w="85" w:type="dxa"/>
               <w:bottom w:w="85" w:type="dxa"/>
-              <w:left w:w="85" w:type="dxa"/>
               <w:right w:w="85" w:type="dxa"/>
             </w:tcMar>
           </w:tcPr>
@@ -239,15 +239,15 @@
             <w:tcW w:type="dxa" w:w="5076"/>
             <w:tcBorders>
               <w:top w:val="single" w:sz="4" w:color="D9D9D9"/>
+              <w:left w:val="single" w:sz="4" w:color="D9D9D9"/>
               <w:bottom w:val="single" w:sz="4" w:color="D9D9D9"/>
-              <w:left w:val="single" w:sz="4" w:color="D9D9D9"/>
               <w:right w:val="single" w:sz="4" w:color="D9D9D9"/>
             </w:tcBorders>
             <w:shd w:fill="F1F5F7"/>
             <w:tcMar>
               <w:top w:w="85" w:type="dxa"/>
+              <w:left w:w="85" w:type="dxa"/>
               <w:bottom w:w="85" w:type="dxa"/>
-              <w:left w:w="85" w:type="dxa"/>
               <w:right w:w="85" w:type="dxa"/>
             </w:tcMar>
           </w:tcPr>
@@ -270,15 +270,15 @@
             <w:tcW w:type="dxa" w:w="2538"/>
             <w:tcBorders>
               <w:top w:val="single" w:sz="4" w:color="D9D9D9"/>
+              <w:left w:val="single" w:sz="4" w:color="D9D9D9"/>
               <w:bottom w:val="single" w:sz="4" w:color="D9D9D9"/>
-              <w:left w:val="single" w:sz="4" w:color="D9D9D9"/>
               <w:right w:val="single" w:sz="4" w:color="D9D9D9"/>
             </w:tcBorders>
             <w:shd w:fill="F1F5F7"/>
             <w:tcMar>
               <w:top w:w="85" w:type="dxa"/>
+              <w:left w:w="85" w:type="dxa"/>
               <w:bottom w:w="85" w:type="dxa"/>
-              <w:left w:w="85" w:type="dxa"/>
               <w:right w:w="85" w:type="dxa"/>
             </w:tcMar>
           </w:tcPr>
@@ -301,15 +301,15 @@
             <w:tcW w:type="dxa" w:w="2538"/>
             <w:tcBorders>
               <w:top w:val="single" w:sz="4" w:color="D9D9D9"/>
+              <w:left w:val="single" w:sz="4" w:color="D9D9D9"/>
               <w:bottom w:val="single" w:sz="4" w:color="D9D9D9"/>
-              <w:left w:val="single" w:sz="4" w:color="D9D9D9"/>
               <w:right w:val="single" w:sz="4" w:color="D9D9D9"/>
             </w:tcBorders>
             <w:shd w:fill="F1F5F7"/>
             <w:tcMar>
               <w:top w:w="85" w:type="dxa"/>
+              <w:left w:w="85" w:type="dxa"/>
               <w:bottom w:w="85" w:type="dxa"/>
-              <w:left w:w="85" w:type="dxa"/>
               <w:right w:w="85" w:type="dxa"/>
             </w:tcMar>
           </w:tcPr>
@@ -334,15 +334,15 @@
             <w:tcW w:type="dxa" w:w="5076"/>
             <w:tcBorders>
               <w:top w:val="single" w:sz="4" w:color="D9D9D9"/>
+              <w:left w:val="single" w:sz="4" w:color="D9D9D9"/>
               <w:bottom w:val="single" w:sz="4" w:color="D9D9D9"/>
-              <w:left w:val="single" w:sz="4" w:color="D9D9D9"/>
               <w:right w:val="single" w:sz="4" w:color="D9D9D9"/>
             </w:tcBorders>
             <w:shd w:fill="FFFFFF"/>
             <w:tcMar>
               <w:top w:w="85" w:type="dxa"/>
+              <w:left w:w="85" w:type="dxa"/>
               <w:bottom w:w="85" w:type="dxa"/>
-              <w:left w:w="85" w:type="dxa"/>
               <w:right w:w="85" w:type="dxa"/>
             </w:tcMar>
           </w:tcPr>
@@ -365,15 +365,15 @@
             <w:tcW w:type="dxa" w:w="2538"/>
             <w:tcBorders>
               <w:top w:val="single" w:sz="4" w:color="D9D9D9"/>
+              <w:left w:val="single" w:sz="4" w:color="D9D9D9"/>
               <w:bottom w:val="single" w:sz="4" w:color="D9D9D9"/>
-              <w:left w:val="single" w:sz="4" w:color="D9D9D9"/>
               <w:right w:val="single" w:sz="4" w:color="D9D9D9"/>
             </w:tcBorders>
             <w:shd w:fill="FFFFFF"/>
             <w:tcMar>
               <w:top w:w="85" w:type="dxa"/>
+              <w:left w:w="85" w:type="dxa"/>
               <w:bottom w:w="85" w:type="dxa"/>
-              <w:left w:w="85" w:type="dxa"/>
               <w:right w:w="85" w:type="dxa"/>
             </w:tcMar>
           </w:tcPr>
@@ -396,15 +396,15 @@
             <w:tcW w:type="dxa" w:w="2538"/>
             <w:tcBorders>
               <w:top w:val="single" w:sz="4" w:color="D9D9D9"/>
+              <w:left w:val="single" w:sz="4" w:color="D9D9D9"/>
               <w:bottom w:val="single" w:sz="4" w:color="D9D9D9"/>
-              <w:left w:val="single" w:sz="4" w:color="D9D9D9"/>
               <w:right w:val="single" w:sz="4" w:color="D9D9D9"/>
             </w:tcBorders>
             <w:shd w:fill="FFFFFF"/>
             <w:tcMar>
               <w:top w:w="85" w:type="dxa"/>
+              <w:left w:w="85" w:type="dxa"/>
               <w:bottom w:w="85" w:type="dxa"/>
-              <w:left w:w="85" w:type="dxa"/>
               <w:right w:w="85" w:type="dxa"/>
             </w:tcMar>
           </w:tcPr>
@@ -463,15 +463,15 @@
             <w:tcW w:type="dxa" w:w="6903"/>
             <w:tcBorders>
               <w:top w:val="single" w:sz="4" w:color="D9D9D9"/>
+              <w:left w:val="single" w:sz="4" w:color="D9D9D9"/>
               <w:bottom w:val="single" w:sz="4" w:color="D9D9D9"/>
-              <w:left w:val="single" w:sz="4" w:color="D9D9D9"/>
               <w:right w:val="single" w:sz="4" w:color="D9D9D9"/>
             </w:tcBorders>
             <w:shd w:fill="142D40"/>
             <w:tcMar>
               <w:top w:w="85" w:type="dxa"/>
+              <w:left w:w="85" w:type="dxa"/>
               <w:bottom w:w="85" w:type="dxa"/>
-              <w:left w:w="85" w:type="dxa"/>
               <w:right w:w="85" w:type="dxa"/>
             </w:tcMar>
           </w:tcPr>
@@ -494,15 +494,15 @@
             <w:tcW w:type="dxa" w:w="3249"/>
             <w:tcBorders>
               <w:top w:val="single" w:sz="4" w:color="D9D9D9"/>
+              <w:left w:val="single" w:sz="4" w:color="D9D9D9"/>
               <w:bottom w:val="single" w:sz="4" w:color="D9D9D9"/>
-              <w:left w:val="single" w:sz="4" w:color="D9D9D9"/>
               <w:right w:val="single" w:sz="4" w:color="D9D9D9"/>
             </w:tcBorders>
             <w:shd w:fill="142D40"/>
             <w:tcMar>
               <w:top w:w="85" w:type="dxa"/>
+              <w:left w:w="85" w:type="dxa"/>
               <w:bottom w:w="85" w:type="dxa"/>
-              <w:left w:w="85" w:type="dxa"/>
               <w:right w:w="85" w:type="dxa"/>
             </w:tcMar>
           </w:tcPr>
@@ -527,15 +527,15 @@
             <w:tcW w:type="dxa" w:w="6903"/>
             <w:tcBorders>
               <w:top w:val="single" w:sz="4" w:color="D9D9D9"/>
+              <w:left w:val="single" w:sz="4" w:color="D9D9D9"/>
               <w:bottom w:val="single" w:sz="4" w:color="D9D9D9"/>
-              <w:left w:val="single" w:sz="4" w:color="D9D9D9"/>
               <w:right w:val="single" w:sz="4" w:color="D9D9D9"/>
             </w:tcBorders>
             <w:shd w:fill="FFFFFF"/>
             <w:tcMar>
               <w:top w:w="85" w:type="dxa"/>
+              <w:left w:w="85" w:type="dxa"/>
               <w:bottom w:w="85" w:type="dxa"/>
-              <w:left w:w="85" w:type="dxa"/>
               <w:right w:w="85" w:type="dxa"/>
             </w:tcMar>
           </w:tcPr>
@@ -558,15 +558,15 @@
             <w:tcW w:type="dxa" w:w="3249"/>
             <w:tcBorders>
               <w:top w:val="single" w:sz="4" w:color="D9D9D9"/>
+              <w:left w:val="single" w:sz="4" w:color="D9D9D9"/>
               <w:bottom w:val="single" w:sz="4" w:color="D9D9D9"/>
-              <w:left w:val="single" w:sz="4" w:color="D9D9D9"/>
               <w:right w:val="single" w:sz="4" w:color="D9D9D9"/>
             </w:tcBorders>
             <w:shd w:fill="FFFFFF"/>
             <w:tcMar>
               <w:top w:w="85" w:type="dxa"/>
+              <w:left w:w="85" w:type="dxa"/>
               <w:bottom w:w="85" w:type="dxa"/>
-              <w:left w:w="85" w:type="dxa"/>
               <w:right w:w="85" w:type="dxa"/>
             </w:tcMar>
           </w:tcPr>
@@ -590,15 +590,15 @@
             <w:tcW w:type="dxa" w:w="6903"/>
             <w:tcBorders>
               <w:top w:val="single" w:sz="4" w:color="D9D9D9"/>
+              <w:left w:val="single" w:sz="4" w:color="D9D9D9"/>
               <w:bottom w:val="single" w:sz="4" w:color="D9D9D9"/>
-              <w:left w:val="single" w:sz="4" w:color="D9D9D9"/>
               <w:right w:val="single" w:sz="4" w:color="D9D9D9"/>
             </w:tcBorders>
             <w:shd w:fill="F1F5F7"/>
             <w:tcMar>
               <w:top w:w="85" w:type="dxa"/>
+              <w:left w:w="85" w:type="dxa"/>
               <w:bottom w:w="85" w:type="dxa"/>
-              <w:left w:w="85" w:type="dxa"/>
               <w:right w:w="85" w:type="dxa"/>
             </w:tcMar>
           </w:tcPr>
@@ -621,15 +621,15 @@
             <w:tcW w:type="dxa" w:w="3249"/>
             <w:tcBorders>
               <w:top w:val="single" w:sz="4" w:color="D9D9D9"/>
+              <w:left w:val="single" w:sz="4" w:color="D9D9D9"/>
               <w:bottom w:val="single" w:sz="4" w:color="D9D9D9"/>
-              <w:left w:val="single" w:sz="4" w:color="D9D9D9"/>
               <w:right w:val="single" w:sz="4" w:color="D9D9D9"/>
             </w:tcBorders>
             <w:shd w:fill="F1F5F7"/>
             <w:tcMar>
               <w:top w:w="85" w:type="dxa"/>
+              <w:left w:w="85" w:type="dxa"/>
               <w:bottom w:w="85" w:type="dxa"/>
-              <w:left w:w="85" w:type="dxa"/>
               <w:right w:w="85" w:type="dxa"/>
             </w:tcMar>
           </w:tcPr>
@@ -653,15 +653,15 @@
             <w:tcW w:type="dxa" w:w="6903"/>
             <w:tcBorders>
               <w:top w:val="single" w:sz="4" w:color="D9D9D9"/>
+              <w:left w:val="single" w:sz="4" w:color="D9D9D9"/>
               <w:bottom w:val="single" w:sz="4" w:color="D9D9D9"/>
-              <w:left w:val="single" w:sz="4" w:color="D9D9D9"/>
               <w:right w:val="single" w:sz="4" w:color="D9D9D9"/>
             </w:tcBorders>
             <w:shd w:fill="FFFFFF"/>
             <w:tcMar>
               <w:top w:w="85" w:type="dxa"/>
+              <w:left w:w="85" w:type="dxa"/>
               <w:bottom w:w="85" w:type="dxa"/>
-              <w:left w:w="85" w:type="dxa"/>
               <w:right w:w="85" w:type="dxa"/>
             </w:tcMar>
           </w:tcPr>
@@ -684,15 +684,15 @@
             <w:tcW w:type="dxa" w:w="3249"/>
             <w:tcBorders>
               <w:top w:val="single" w:sz="4" w:color="D9D9D9"/>
+              <w:left w:val="single" w:sz="4" w:color="D9D9D9"/>
               <w:bottom w:val="single" w:sz="4" w:color="D9D9D9"/>
-              <w:left w:val="single" w:sz="4" w:color="D9D9D9"/>
               <w:right w:val="single" w:sz="4" w:color="D9D9D9"/>
             </w:tcBorders>
             <w:shd w:fill="FFFFFF"/>
             <w:tcMar>
               <w:top w:w="85" w:type="dxa"/>
+              <w:left w:w="85" w:type="dxa"/>
               <w:bottom w:w="85" w:type="dxa"/>
-              <w:left w:w="85" w:type="dxa"/>
               <w:right w:w="85" w:type="dxa"/>
             </w:tcMar>
           </w:tcPr>
@@ -751,15 +751,15 @@
             <w:tcW w:type="dxa" w:w="5076"/>
             <w:tcBorders>
               <w:top w:val="single" w:sz="4" w:color="D9D9D9"/>
+              <w:left w:val="single" w:sz="4" w:color="D9D9D9"/>
               <w:bottom w:val="single" w:sz="4" w:color="D9D9D9"/>
-              <w:left w:val="single" w:sz="4" w:color="D9D9D9"/>
               <w:right w:val="single" w:sz="4" w:color="D9D9D9"/>
             </w:tcBorders>
             <w:shd w:fill="142D40"/>
             <w:tcMar>
               <w:top w:w="85" w:type="dxa"/>
+              <w:left w:w="85" w:type="dxa"/>
               <w:bottom w:w="85" w:type="dxa"/>
-              <w:left w:w="85" w:type="dxa"/>
               <w:right w:w="85" w:type="dxa"/>
             </w:tcMar>
           </w:tcPr>
@@ -781,15 +781,15 @@
             <w:tcW w:type="dxa" w:w="2538"/>
             <w:tcBorders>
               <w:top w:val="single" w:sz="4" w:color="D9D9D9"/>
+              <w:left w:val="single" w:sz="4" w:color="D9D9D9"/>
               <w:bottom w:val="single" w:sz="4" w:color="D9D9D9"/>
-              <w:left w:val="single" w:sz="4" w:color="D9D9D9"/>
               <w:right w:val="single" w:sz="4" w:color="D9D9D9"/>
             </w:tcBorders>
             <w:shd w:fill="142D40"/>
             <w:tcMar>
               <w:top w:w="85" w:type="dxa"/>
+              <w:left w:w="85" w:type="dxa"/>
               <w:bottom w:w="85" w:type="dxa"/>
-              <w:left w:w="85" w:type="dxa"/>
               <w:right w:w="85" w:type="dxa"/>
             </w:tcMar>
           </w:tcPr>
@@ -812,15 +812,15 @@
             <w:tcW w:type="dxa" w:w="2538"/>
             <w:tcBorders>
               <w:top w:val="single" w:sz="4" w:color="D9D9D9"/>
+              <w:left w:val="single" w:sz="4" w:color="D9D9D9"/>
               <w:bottom w:val="single" w:sz="4" w:color="D9D9D9"/>
-              <w:left w:val="single" w:sz="4" w:color="D9D9D9"/>
               <w:right w:val="single" w:sz="4" w:color="D9D9D9"/>
             </w:tcBorders>
             <w:shd w:fill="142D40"/>
             <w:tcMar>
               <w:top w:w="85" w:type="dxa"/>
+              <w:left w:w="85" w:type="dxa"/>
               <w:bottom w:w="85" w:type="dxa"/>
-              <w:left w:w="85" w:type="dxa"/>
               <w:right w:w="85" w:type="dxa"/>
             </w:tcMar>
           </w:tcPr>
@@ -845,15 +845,15 @@
             <w:tcW w:type="dxa" w:w="5076"/>
             <w:tcBorders>
               <w:top w:val="single" w:sz="4" w:color="D9D9D9"/>
+              <w:left w:val="single" w:sz="4" w:color="D9D9D9"/>
               <w:bottom w:val="single" w:sz="4" w:color="D9D9D9"/>
-              <w:left w:val="single" w:sz="4" w:color="D9D9D9"/>
               <w:right w:val="single" w:sz="4" w:color="D9D9D9"/>
             </w:tcBorders>
             <w:shd w:fill="FFFFFF"/>
             <w:tcMar>
               <w:top w:w="85" w:type="dxa"/>
+              <w:left w:w="85" w:type="dxa"/>
               <w:bottom w:w="85" w:type="dxa"/>
-              <w:left w:w="85" w:type="dxa"/>
               <w:right w:w="85" w:type="dxa"/>
             </w:tcMar>
           </w:tcPr>
@@ -876,15 +876,15 @@
             <w:tcW w:type="dxa" w:w="2538"/>
             <w:tcBorders>
               <w:top w:val="single" w:sz="4" w:color="D9D9D9"/>
+              <w:left w:val="single" w:sz="4" w:color="D9D9D9"/>
               <w:bottom w:val="single" w:sz="4" w:color="D9D9D9"/>
-              <w:left w:val="single" w:sz="4" w:color="D9D9D9"/>
               <w:right w:val="single" w:sz="4" w:color="D9D9D9"/>
             </w:tcBorders>
             <w:shd w:fill="FFFFFF"/>
             <w:tcMar>
               <w:top w:w="85" w:type="dxa"/>
+              <w:left w:w="85" w:type="dxa"/>
               <w:bottom w:w="85" w:type="dxa"/>
-              <w:left w:w="85" w:type="dxa"/>
               <w:right w:w="85" w:type="dxa"/>
             </w:tcMar>
           </w:tcPr>
@@ -906,15 +906,15 @@
             <w:tcW w:type="dxa" w:w="2538"/>
             <w:tcBorders>
               <w:top w:val="single" w:sz="4" w:color="D9D9D9"/>
+              <w:left w:val="single" w:sz="4" w:color="D9D9D9"/>
               <w:bottom w:val="single" w:sz="4" w:color="D9D9D9"/>
-              <w:left w:val="single" w:sz="4" w:color="D9D9D9"/>
               <w:right w:val="single" w:sz="4" w:color="D9D9D9"/>
             </w:tcBorders>
             <w:shd w:fill="FFFFFF"/>
             <w:tcMar>
               <w:top w:w="85" w:type="dxa"/>
+              <w:left w:w="85" w:type="dxa"/>
               <w:bottom w:w="85" w:type="dxa"/>
-              <w:left w:w="85" w:type="dxa"/>
               <w:right w:w="85" w:type="dxa"/>
             </w:tcMar>
           </w:tcPr>
@@ -938,15 +938,15 @@
             <w:tcW w:type="dxa" w:w="5076"/>
             <w:tcBorders>
               <w:top w:val="single" w:sz="4" w:color="D9D9D9"/>
+              <w:left w:val="single" w:sz="4" w:color="D9D9D9"/>
               <w:bottom w:val="single" w:sz="4" w:color="D9D9D9"/>
-              <w:left w:val="single" w:sz="4" w:color="D9D9D9"/>
               <w:right w:val="single" w:sz="4" w:color="D9D9D9"/>
             </w:tcBorders>
             <w:shd w:fill="F1F5F7"/>
             <w:tcMar>
               <w:top w:w="85" w:type="dxa"/>
+              <w:left w:w="85" w:type="dxa"/>
               <w:bottom w:w="85" w:type="dxa"/>
-              <w:left w:w="85" w:type="dxa"/>
               <w:right w:w="85" w:type="dxa"/>
             </w:tcMar>
           </w:tcPr>
@@ -969,15 +969,15 @@
             <w:tcW w:type="dxa" w:w="2538"/>
             <w:tcBorders>
               <w:top w:val="single" w:sz="4" w:color="D9D9D9"/>
+              <w:left w:val="single" w:sz="4" w:color="D9D9D9"/>
               <w:bottom w:val="single" w:sz="4" w:color="D9D9D9"/>
-              <w:left w:val="single" w:sz="4" w:color="D9D9D9"/>
               <w:right w:val="single" w:sz="4" w:color="D9D9D9"/>
             </w:tcBorders>
             <w:shd w:fill="F1F5F7"/>
             <w:tcMar>
               <w:top w:w="85" w:type="dxa"/>
+              <w:left w:w="85" w:type="dxa"/>
               <w:bottom w:w="85" w:type="dxa"/>
-              <w:left w:w="85" w:type="dxa"/>
               <w:right w:w="85" w:type="dxa"/>
             </w:tcMar>
           </w:tcPr>
@@ -999,15 +999,15 @@
             <w:tcW w:type="dxa" w:w="2538"/>
             <w:tcBorders>
               <w:top w:val="single" w:sz="4" w:color="D9D9D9"/>
+              <w:left w:val="single" w:sz="4" w:color="D9D9D9"/>
               <w:bottom w:val="single" w:sz="4" w:color="D9D9D9"/>
-              <w:left w:val="single" w:sz="4" w:color="D9D9D9"/>
               <w:right w:val="single" w:sz="4" w:color="D9D9D9"/>
             </w:tcBorders>
             <w:shd w:fill="F1F5F7"/>
             <w:tcMar>
               <w:top w:w="85" w:type="dxa"/>
+              <w:left w:w="85" w:type="dxa"/>
               <w:bottom w:w="85" w:type="dxa"/>
-              <w:left w:w="85" w:type="dxa"/>
               <w:right w:w="85" w:type="dxa"/>
             </w:tcMar>
           </w:tcPr>
@@ -1031,15 +1031,15 @@
             <w:tcW w:type="dxa" w:w="5076"/>
             <w:tcBorders>
               <w:top w:val="single" w:sz="4" w:color="D9D9D9"/>
+              <w:left w:val="single" w:sz="4" w:color="D9D9D9"/>
               <w:bottom w:val="single" w:sz="4" w:color="D9D9D9"/>
-              <w:left w:val="single" w:sz="4" w:color="D9D9D9"/>
               <w:right w:val="single" w:sz="4" w:color="D9D9D9"/>
             </w:tcBorders>
             <w:shd w:fill="FFFFFF"/>
             <w:tcMar>
               <w:top w:w="85" w:type="dxa"/>
+              <w:left w:w="85" w:type="dxa"/>
               <w:bottom w:w="85" w:type="dxa"/>
-              <w:left w:w="85" w:type="dxa"/>
               <w:right w:w="85" w:type="dxa"/>
             </w:tcMar>
           </w:tcPr>
@@ -1062,15 +1062,15 @@
             <w:tcW w:type="dxa" w:w="2538"/>
             <w:tcBorders>
               <w:top w:val="single" w:sz="4" w:color="D9D9D9"/>
+              <w:left w:val="single" w:sz="4" w:color="D9D9D9"/>
               <w:bottom w:val="single" w:sz="4" w:color="D9D9D9"/>
-              <w:left w:val="single" w:sz="4" w:color="D9D9D9"/>
               <w:right w:val="single" w:sz="4" w:color="D9D9D9"/>
             </w:tcBorders>
             <w:shd w:fill="FFFFFF"/>
             <w:tcMar>
               <w:top w:w="85" w:type="dxa"/>
+              <w:left w:w="85" w:type="dxa"/>
               <w:bottom w:w="85" w:type="dxa"/>
-              <w:left w:w="85" w:type="dxa"/>
               <w:right w:w="85" w:type="dxa"/>
             </w:tcMar>
           </w:tcPr>
@@ -1092,15 +1092,15 @@
             <w:tcW w:type="dxa" w:w="2538"/>
             <w:tcBorders>
               <w:top w:val="single" w:sz="4" w:color="D9D9D9"/>
+              <w:left w:val="single" w:sz="4" w:color="D9D9D9"/>
               <w:bottom w:val="single" w:sz="4" w:color="D9D9D9"/>
-              <w:left w:val="single" w:sz="4" w:color="D9D9D9"/>
               <w:right w:val="single" w:sz="4" w:color="D9D9D9"/>
             </w:tcBorders>
             <w:shd w:fill="FFFFFF"/>
             <w:tcMar>
               <w:top w:w="85" w:type="dxa"/>
+              <w:left w:w="85" w:type="dxa"/>
               <w:bottom w:w="85" w:type="dxa"/>
-              <w:left w:w="85" w:type="dxa"/>
               <w:right w:w="85" w:type="dxa"/>
             </w:tcMar>
           </w:tcPr>
@@ -1342,15 +1342,15 @@
             <w:tcW w:type="dxa" w:w="4670"/>
             <w:tcBorders>
               <w:top w:val="single" w:sz="4" w:color="D9D9D9"/>
+              <w:left w:val="single" w:sz="4" w:color="D9D9D9"/>
               <w:bottom w:val="single" w:sz="4" w:color="D9D9D9"/>
-              <w:left w:val="single" w:sz="4" w:color="D9D9D9"/>
               <w:right w:val="single" w:sz="4" w:color="D9D9D9"/>
             </w:tcBorders>
             <w:shd w:fill="142D40"/>
             <w:tcMar>
               <w:top w:w="85" w:type="dxa"/>
+              <w:left w:w="85" w:type="dxa"/>
               <w:bottom w:w="85" w:type="dxa"/>
-              <w:left w:w="85" w:type="dxa"/>
               <w:right w:w="85" w:type="dxa"/>
             </w:tcMar>
           </w:tcPr>
@@ -1373,15 +1373,15 @@
             <w:tcW w:type="dxa" w:w="2741"/>
             <w:tcBorders>
               <w:top w:val="single" w:sz="4" w:color="D9D9D9"/>
+              <w:left w:val="single" w:sz="4" w:color="D9D9D9"/>
               <w:bottom w:val="single" w:sz="4" w:color="D9D9D9"/>
-              <w:left w:val="single" w:sz="4" w:color="D9D9D9"/>
               <w:right w:val="single" w:sz="4" w:color="D9D9D9"/>
             </w:tcBorders>
             <w:shd w:fill="142D40"/>
             <w:tcMar>
               <w:top w:w="85" w:type="dxa"/>
+              <w:left w:w="85" w:type="dxa"/>
               <w:bottom w:w="85" w:type="dxa"/>
-              <w:left w:w="85" w:type="dxa"/>
               <w:right w:w="85" w:type="dxa"/>
             </w:tcMar>
           </w:tcPr>
@@ -1404,15 +1404,15 @@
             <w:tcW w:type="dxa" w:w="2741"/>
             <w:tcBorders>
               <w:top w:val="single" w:sz="4" w:color="D9D9D9"/>
+              <w:left w:val="single" w:sz="4" w:color="D9D9D9"/>
               <w:bottom w:val="single" w:sz="4" w:color="D9D9D9"/>
-              <w:left w:val="single" w:sz="4" w:color="D9D9D9"/>
               <w:right w:val="single" w:sz="4" w:color="D9D9D9"/>
             </w:tcBorders>
             <w:shd w:fill="142D40"/>
             <w:tcMar>
               <w:top w:w="85" w:type="dxa"/>
+              <w:left w:w="85" w:type="dxa"/>
               <w:bottom w:w="85" w:type="dxa"/>
-              <w:left w:w="85" w:type="dxa"/>
               <w:right w:w="85" w:type="dxa"/>
             </w:tcMar>
           </w:tcPr>
@@ -1437,15 +1437,15 @@
             <w:tcW w:type="dxa" w:w="4670"/>
             <w:tcBorders>
               <w:top w:val="single" w:sz="4" w:color="D9D9D9"/>
+              <w:left w:val="single" w:sz="4" w:color="D9D9D9"/>
               <w:bottom w:val="single" w:sz="4" w:color="D9D9D9"/>
-              <w:left w:val="single" w:sz="4" w:color="D9D9D9"/>
               <w:right w:val="single" w:sz="4" w:color="D9D9D9"/>
             </w:tcBorders>
             <w:shd w:fill="FFFFFF"/>
             <w:tcMar>
               <w:top w:w="85" w:type="dxa"/>
+              <w:left w:w="85" w:type="dxa"/>
               <w:bottom w:w="85" w:type="dxa"/>
-              <w:left w:w="85" w:type="dxa"/>
               <w:right w:w="85" w:type="dxa"/>
             </w:tcMar>
           </w:tcPr>
@@ -1468,15 +1468,15 @@
             <w:tcW w:type="dxa" w:w="2741"/>
             <w:tcBorders>
               <w:top w:val="single" w:sz="4" w:color="D9D9D9"/>
+              <w:left w:val="single" w:sz="4" w:color="D9D9D9"/>
               <w:bottom w:val="single" w:sz="4" w:color="D9D9D9"/>
-              <w:left w:val="single" w:sz="4" w:color="D9D9D9"/>
               <w:right w:val="single" w:sz="4" w:color="D9D9D9"/>
             </w:tcBorders>
             <w:shd w:fill="FFFFFF"/>
             <w:tcMar>
               <w:top w:w="85" w:type="dxa"/>
+              <w:left w:w="85" w:type="dxa"/>
               <w:bottom w:w="85" w:type="dxa"/>
-              <w:left w:w="85" w:type="dxa"/>
               <w:right w:w="85" w:type="dxa"/>
             </w:tcMar>
           </w:tcPr>
@@ -1498,15 +1498,15 @@
             <w:tcW w:type="dxa" w:w="2741"/>
             <w:tcBorders>
               <w:top w:val="single" w:sz="4" w:color="D9D9D9"/>
+              <w:left w:val="single" w:sz="4" w:color="D9D9D9"/>
               <w:bottom w:val="single" w:sz="4" w:color="D9D9D9"/>
-              <w:left w:val="single" w:sz="4" w:color="D9D9D9"/>
               <w:right w:val="single" w:sz="4" w:color="D9D9D9"/>
             </w:tcBorders>
             <w:shd w:fill="FFFFFF"/>
             <w:tcMar>
               <w:top w:w="85" w:type="dxa"/>
+              <w:left w:w="85" w:type="dxa"/>
               <w:bottom w:w="85" w:type="dxa"/>
-              <w:left w:w="85" w:type="dxa"/>
               <w:right w:w="85" w:type="dxa"/>
             </w:tcMar>
           </w:tcPr>
@@ -1530,15 +1530,15 @@
             <w:tcW w:type="dxa" w:w="4670"/>
             <w:tcBorders>
               <w:top w:val="single" w:sz="4" w:color="D9D9D9"/>
+              <w:left w:val="single" w:sz="4" w:color="D9D9D9"/>
               <w:bottom w:val="single" w:sz="4" w:color="D9D9D9"/>
-              <w:left w:val="single" w:sz="4" w:color="D9D9D9"/>
               <w:right w:val="single" w:sz="4" w:color="D9D9D9"/>
             </w:tcBorders>
             <w:shd w:fill="F1F5F7"/>
             <w:tcMar>
               <w:top w:w="85" w:type="dxa"/>
+              <w:left w:w="85" w:type="dxa"/>
               <w:bottom w:w="85" w:type="dxa"/>
-              <w:left w:w="85" w:type="dxa"/>
               <w:right w:w="85" w:type="dxa"/>
             </w:tcMar>
           </w:tcPr>
@@ -1561,15 +1561,15 @@
             <w:tcW w:type="dxa" w:w="2741"/>
             <w:tcBorders>
               <w:top w:val="single" w:sz="4" w:color="D9D9D9"/>
+              <w:left w:val="single" w:sz="4" w:color="D9D9D9"/>
               <w:bottom w:val="single" w:sz="4" w:color="D9D9D9"/>
-              <w:left w:val="single" w:sz="4" w:color="D9D9D9"/>
               <w:right w:val="single" w:sz="4" w:color="D9D9D9"/>
             </w:tcBorders>
             <w:shd w:fill="F1F5F7"/>
             <w:tcMar>
               <w:top w:w="85" w:type="dxa"/>
+              <w:left w:w="85" w:type="dxa"/>
               <w:bottom w:w="85" w:type="dxa"/>
-              <w:left w:w="85" w:type="dxa"/>
               <w:right w:w="85" w:type="dxa"/>
             </w:tcMar>
           </w:tcPr>
@@ -1591,15 +1591,15 @@
             <w:tcW w:type="dxa" w:w="2741"/>
             <w:tcBorders>
               <w:top w:val="single" w:sz="4" w:color="D9D9D9"/>
+              <w:left w:val="single" w:sz="4" w:color="D9D9D9"/>
               <w:bottom w:val="single" w:sz="4" w:color="D9D9D9"/>
-              <w:left w:val="single" w:sz="4" w:color="D9D9D9"/>
               <w:right w:val="single" w:sz="4" w:color="D9D9D9"/>
             </w:tcBorders>
             <w:shd w:fill="F1F5F7"/>
             <w:tcMar>
               <w:top w:w="85" w:type="dxa"/>
+              <w:left w:w="85" w:type="dxa"/>
               <w:bottom w:w="85" w:type="dxa"/>
-              <w:left w:w="85" w:type="dxa"/>
               <w:right w:w="85" w:type="dxa"/>
             </w:tcMar>
           </w:tcPr>
@@ -1623,15 +1623,15 @@
             <w:tcW w:type="dxa" w:w="4670"/>
             <w:tcBorders>
               <w:top w:val="single" w:sz="4" w:color="D9D9D9"/>
+              <w:left w:val="single" w:sz="4" w:color="D9D9D9"/>
               <w:bottom w:val="single" w:sz="4" w:color="D9D9D9"/>
-              <w:left w:val="single" w:sz="4" w:color="D9D9D9"/>
               <w:right w:val="single" w:sz="4" w:color="D9D9D9"/>
             </w:tcBorders>
             <w:shd w:fill="FFFFFF"/>
             <w:tcMar>
               <w:top w:w="85" w:type="dxa"/>
+              <w:left w:w="85" w:type="dxa"/>
               <w:bottom w:w="85" w:type="dxa"/>
-              <w:left w:w="85" w:type="dxa"/>
               <w:right w:w="85" w:type="dxa"/>
             </w:tcMar>
           </w:tcPr>
@@ -1654,15 +1654,15 @@
             <w:tcW w:type="dxa" w:w="2741"/>
             <w:tcBorders>
               <w:top w:val="single" w:sz="4" w:color="D9D9D9"/>
+              <w:left w:val="single" w:sz="4" w:color="D9D9D9"/>
               <w:bottom w:val="single" w:sz="4" w:color="D9D9D9"/>
-              <w:left w:val="single" w:sz="4" w:color="D9D9D9"/>
               <w:right w:val="single" w:sz="4" w:color="D9D9D9"/>
             </w:tcBorders>
             <w:shd w:fill="FFFFFF"/>
             <w:tcMar>
               <w:top w:w="85" w:type="dxa"/>
+              <w:left w:w="85" w:type="dxa"/>
               <w:bottom w:w="85" w:type="dxa"/>
-              <w:left w:w="85" w:type="dxa"/>
               <w:right w:w="85" w:type="dxa"/>
             </w:tcMar>
           </w:tcPr>
@@ -1684,15 +1684,15 @@
             <w:tcW w:type="dxa" w:w="2741"/>
             <w:tcBorders>
               <w:top w:val="single" w:sz="4" w:color="D9D9D9"/>
+              <w:left w:val="single" w:sz="4" w:color="D9D9D9"/>
               <w:bottom w:val="single" w:sz="4" w:color="D9D9D9"/>
-              <w:left w:val="single" w:sz="4" w:color="D9D9D9"/>
               <w:right w:val="single" w:sz="4" w:color="D9D9D9"/>
             </w:tcBorders>
             <w:shd w:fill="FFFFFF"/>
             <w:tcMar>
               <w:top w:w="85" w:type="dxa"/>
+              <w:left w:w="85" w:type="dxa"/>
               <w:bottom w:w="85" w:type="dxa"/>
-              <w:left w:w="85" w:type="dxa"/>
               <w:right w:w="85" w:type="dxa"/>
             </w:tcMar>
           </w:tcPr>
@@ -1716,15 +1716,15 @@
             <w:tcW w:type="dxa" w:w="4670"/>
             <w:tcBorders>
               <w:top w:val="single" w:sz="4" w:color="D9D9D9"/>
+              <w:left w:val="single" w:sz="4" w:color="D9D9D9"/>
               <w:bottom w:val="single" w:sz="4" w:color="D9D9D9"/>
-              <w:left w:val="single" w:sz="4" w:color="D9D9D9"/>
               <w:right w:val="single" w:sz="4" w:color="D9D9D9"/>
             </w:tcBorders>
             <w:shd w:fill="F1F5F7"/>
             <w:tcMar>
               <w:top w:w="85" w:type="dxa"/>
+              <w:left w:w="85" w:type="dxa"/>
               <w:bottom w:w="85" w:type="dxa"/>
-              <w:left w:w="85" w:type="dxa"/>
               <w:right w:w="85" w:type="dxa"/>
             </w:tcMar>
           </w:tcPr>
@@ -1747,15 +1747,15 @@
             <w:tcW w:type="dxa" w:w="2741"/>
             <w:tcBorders>
               <w:top w:val="single" w:sz="4" w:color="D9D9D9"/>
+              <w:left w:val="single" w:sz="4" w:color="D9D9D9"/>
               <w:bottom w:val="single" w:sz="4" w:color="D9D9D9"/>
-              <w:left w:val="single" w:sz="4" w:color="D9D9D9"/>
               <w:right w:val="single" w:sz="4" w:color="D9D9D9"/>
             </w:tcBorders>
             <w:shd w:fill="F1F5F7"/>
             <w:tcMar>
               <w:top w:w="85" w:type="dxa"/>
+              <w:left w:w="85" w:type="dxa"/>
               <w:bottom w:w="85" w:type="dxa"/>
-              <w:left w:w="85" w:type="dxa"/>
               <w:right w:w="85" w:type="dxa"/>
             </w:tcMar>
           </w:tcPr>
@@ -1777,15 +1777,15 @@
             <w:tcW w:type="dxa" w:w="2741"/>
             <w:tcBorders>
               <w:top w:val="single" w:sz="4" w:color="D9D9D9"/>
+              <w:left w:val="single" w:sz="4" w:color="D9D9D9"/>
               <w:bottom w:val="single" w:sz="4" w:color="D9D9D9"/>
-              <w:left w:val="single" w:sz="4" w:color="D9D9D9"/>
               <w:right w:val="single" w:sz="4" w:color="D9D9D9"/>
             </w:tcBorders>
             <w:shd w:fill="F1F5F7"/>
             <w:tcMar>
               <w:top w:w="85" w:type="dxa"/>
+              <w:left w:w="85" w:type="dxa"/>
               <w:bottom w:w="85" w:type="dxa"/>
-              <w:left w:w="85" w:type="dxa"/>
               <w:right w:w="85" w:type="dxa"/>
             </w:tcMar>
           </w:tcPr>
@@ -1809,15 +1809,15 @@
             <w:tcW w:type="dxa" w:w="4670"/>
             <w:tcBorders>
               <w:top w:val="single" w:sz="4" w:color="D9D9D9"/>
+              <w:left w:val="single" w:sz="4" w:color="D9D9D9"/>
               <w:bottom w:val="single" w:sz="4" w:color="D9D9D9"/>
-              <w:left w:val="single" w:sz="4" w:color="D9D9D9"/>
               <w:right w:val="single" w:sz="4" w:color="D9D9D9"/>
             </w:tcBorders>
             <w:shd w:fill="FFFFFF"/>
             <w:tcMar>
               <w:top w:w="85" w:type="dxa"/>
+              <w:left w:w="85" w:type="dxa"/>
               <w:bottom w:w="85" w:type="dxa"/>
-              <w:left w:w="85" w:type="dxa"/>
               <w:right w:w="85" w:type="dxa"/>
             </w:tcMar>
           </w:tcPr>
@@ -1840,15 +1840,15 @@
             <w:tcW w:type="dxa" w:w="2741"/>
             <w:tcBorders>
               <w:top w:val="single" w:sz="4" w:color="D9D9D9"/>
+              <w:left w:val="single" w:sz="4" w:color="D9D9D9"/>
               <w:bottom w:val="single" w:sz="4" w:color="D9D9D9"/>
-              <w:left w:val="single" w:sz="4" w:color="D9D9D9"/>
               <w:right w:val="single" w:sz="4" w:color="D9D9D9"/>
             </w:tcBorders>
             <w:shd w:fill="FFFFFF"/>
             <w:tcMar>
               <w:top w:w="85" w:type="dxa"/>
+              <w:left w:w="85" w:type="dxa"/>
               <w:bottom w:w="85" w:type="dxa"/>
-              <w:left w:w="85" w:type="dxa"/>
               <w:right w:w="85" w:type="dxa"/>
             </w:tcMar>
           </w:tcPr>
@@ -1870,15 +1870,15 @@
             <w:tcW w:type="dxa" w:w="2741"/>
             <w:tcBorders>
               <w:top w:val="single" w:sz="4" w:color="D9D9D9"/>
+              <w:left w:val="single" w:sz="4" w:color="D9D9D9"/>
               <w:bottom w:val="single" w:sz="4" w:color="D9D9D9"/>
-              <w:left w:val="single" w:sz="4" w:color="D9D9D9"/>
               <w:right w:val="single" w:sz="4" w:color="D9D9D9"/>
             </w:tcBorders>
             <w:shd w:fill="FFFFFF"/>
             <w:tcMar>
               <w:top w:w="85" w:type="dxa"/>
+              <w:left w:w="85" w:type="dxa"/>
               <w:bottom w:w="85" w:type="dxa"/>
-              <w:left w:w="85" w:type="dxa"/>
               <w:right w:w="85" w:type="dxa"/>
             </w:tcMar>
           </w:tcPr>
